--- a/briefings/线口监测午报-2026-10-12.docx
+++ b/briefings/线口监测午报-2026-10-12.docx
@@ -22,7 +22,7 @@
           <w:color w:val="888888"/>
           <w:sz w:val="18"/>
         </w:rPr>
-        <w:t>监测窗口:近48小时 | 生成时间:2026-10-12 14:04</w:t>
+        <w:t>监测窗口:近48小时 | 生成时间:2026-10-12 15:23</w:t>
       </w:r>
     </w:p>
     <w:p>
@@ -70,6 +70,210 @@
           <w:color w:val="888888"/>
           <w:sz w:val="24"/>
         </w:rPr>
+        <w:t>唯品会自研 AI 助手“AI 小唯”低调上线，灰度试水商品 AI 对比功能</w:t>
+      </w:r>
+    </w:p>
+    <w:p>
+      <w:r>
+        <w:rPr>
+          <w:rFonts w:ascii="Times New Roman" w:hAnsi="Times New Roman" w:eastAsia="宋体"/>
+          <w:color w:val="888888"/>
+          <w:sz w:val="18"/>
+        </w:rPr>
+        <w:t>来源:IT之家 | 时间:10-12 15:22</w:t>
+      </w:r>
+    </w:p>
+    <w:p>
+      <w:r>
+        <w:rPr>
+          <w:rFonts w:ascii="Times New Roman" w:hAnsi="Times New Roman" w:eastAsia="宋体"/>
+          <w:sz w:val="18"/>
+        </w:rPr>
+        <w:t>链接:</w:t>
+      </w:r>
+      <w:hyperlink r:id="rId9">
+        <w:r>
+          <w:rPr>
+            <w:color w:val="0563C1"/>
+            <w:u w:val="single"/>
+          </w:rPr>
+          <w:t>唯品会自研 AI 助手“AI 小唯”低调上线，灰度试水商品 AI 对比功能</w:t>
+        </w:r>
+      </w:hyperlink>
+    </w:p>
+    <w:p>
+      <w:pPr>
+        <w:pStyle w:val="Heading3"/>
+      </w:pPr>
+      <w:r>
+        <w:rPr>
+          <w:rFonts w:ascii="Times New Roman" w:hAnsi="Times New Roman" w:eastAsia="黑体"/>
+          <w:b w:val="0"/>
+          <w:color w:val="888888"/>
+          <w:sz w:val="24"/>
+        </w:rPr>
+        <w:t>【C级·参考】</w:t>
+      </w:r>
+      <w:r>
+        <w:rPr>
+          <w:rFonts w:ascii="Times New Roman" w:hAnsi="Times New Roman" w:eastAsia="黑体"/>
+          <w:b w:val="0"/>
+          <w:color w:val="888888"/>
+          <w:sz w:val="24"/>
+        </w:rPr>
+        <w:t>坚果 N1 Air 第五代变焦版激光投影上架：0.23" DMD 芯片、1080P 1800CVIA，国补后 2599.2 元</w:t>
+      </w:r>
+    </w:p>
+    <w:p>
+      <w:r>
+        <w:rPr>
+          <w:rFonts w:ascii="Times New Roman" w:hAnsi="Times New Roman" w:eastAsia="宋体"/>
+          <w:color w:val="888888"/>
+          <w:sz w:val="18"/>
+        </w:rPr>
+        <w:t>来源:IT之家 | 时间:10-12 15:18</w:t>
+      </w:r>
+    </w:p>
+    <w:p>
+      <w:r>
+        <w:rPr>
+          <w:rFonts w:ascii="Times New Roman" w:hAnsi="Times New Roman" w:eastAsia="宋体"/>
+          <w:sz w:val="18"/>
+        </w:rPr>
+        <w:t>链接:</w:t>
+      </w:r>
+      <w:hyperlink r:id="rId10">
+        <w:r>
+          <w:rPr>
+            <w:color w:val="0563C1"/>
+            <w:u w:val="single"/>
+          </w:rPr>
+          <w:t>坚果 N1 Air 第五代变焦版激光投影上架：0.23" DMD 芯片、1080P 1800CVIA，国补后 2599.2 元</w:t>
+        </w:r>
+      </w:hyperlink>
+    </w:p>
+    <w:p>
+      <w:pPr>
+        <w:pStyle w:val="Heading3"/>
+      </w:pPr>
+      <w:r>
+        <w:rPr>
+          <w:rFonts w:ascii="Times New Roman" w:hAnsi="Times New Roman" w:eastAsia="黑体"/>
+          <w:b w:val="0"/>
+          <w:color w:val="888888"/>
+          <w:sz w:val="24"/>
+        </w:rPr>
+        <w:t>【C级·参考】</w:t>
+      </w:r>
+      <w:r>
+        <w:rPr>
+          <w:rFonts w:ascii="Times New Roman" w:hAnsi="Times New Roman" w:eastAsia="黑体"/>
+          <w:b w:val="0"/>
+          <w:color w:val="888888"/>
+          <w:sz w:val="24"/>
+        </w:rPr>
+        <w:t>曝华为将全面回归：畅享 100 系列手机、子品牌、Air 产品线、麒麟 7 / 8 / 9 系芯片“来势汹汹”</w:t>
+      </w:r>
+    </w:p>
+    <w:p>
+      <w:r>
+        <w:rPr>
+          <w:rFonts w:ascii="Times New Roman" w:hAnsi="Times New Roman" w:eastAsia="宋体"/>
+          <w:color w:val="888888"/>
+          <w:sz w:val="18"/>
+        </w:rPr>
+        <w:t>来源:IT之家 | 时间:10-12 14:56</w:t>
+      </w:r>
+    </w:p>
+    <w:p>
+      <w:r>
+        <w:rPr>
+          <w:rFonts w:ascii="Times New Roman" w:hAnsi="Times New Roman" w:eastAsia="宋体"/>
+          <w:sz w:val="18"/>
+        </w:rPr>
+        <w:t>链接:</w:t>
+      </w:r>
+      <w:hyperlink r:id="rId11">
+        <w:r>
+          <w:rPr>
+            <w:color w:val="0563C1"/>
+            <w:u w:val="single"/>
+          </w:rPr>
+          <w:t>曝华为将全面回归：畅享 100 系列手机、子品牌、Air 产品线、麒麟 7 / 8 / 9 系芯片“来势汹汹”</w:t>
+        </w:r>
+      </w:hyperlink>
+    </w:p>
+    <w:p>
+      <w:pPr>
+        <w:pStyle w:val="Heading3"/>
+      </w:pPr>
+      <w:r>
+        <w:rPr>
+          <w:rFonts w:ascii="Times New Roman" w:hAnsi="Times New Roman" w:eastAsia="黑体"/>
+          <w:b w:val="0"/>
+          <w:color w:val="888888"/>
+          <w:sz w:val="24"/>
+        </w:rPr>
+        <w:t>【C级·参考】</w:t>
+      </w:r>
+      <w:r>
+        <w:rPr>
+          <w:rFonts w:ascii="Times New Roman" w:hAnsi="Times New Roman" w:eastAsia="黑体"/>
+          <w:b w:val="0"/>
+          <w:color w:val="888888"/>
+          <w:sz w:val="24"/>
+        </w:rPr>
+        <w:t>“AI 教父”杨立昆：下一代 AI 须理解现实世界</w:t>
+      </w:r>
+    </w:p>
+    <w:p>
+      <w:r>
+        <w:rPr>
+          <w:rFonts w:ascii="Times New Roman" w:hAnsi="Times New Roman" w:eastAsia="宋体"/>
+          <w:color w:val="888888"/>
+          <w:sz w:val="18"/>
+        </w:rPr>
+        <w:t>来源:IT之家 | 时间:10-12 14:46</w:t>
+      </w:r>
+    </w:p>
+    <w:p>
+      <w:r>
+        <w:rPr>
+          <w:rFonts w:ascii="Times New Roman" w:hAnsi="Times New Roman" w:eastAsia="宋体"/>
+          <w:sz w:val="18"/>
+        </w:rPr>
+        <w:t>链接:</w:t>
+      </w:r>
+      <w:hyperlink r:id="rId12">
+        <w:r>
+          <w:rPr>
+            <w:color w:val="0563C1"/>
+            <w:u w:val="single"/>
+          </w:rPr>
+          <w:t>“AI 教父”杨立昆：下一代 AI 须理解现实世界</w:t>
+        </w:r>
+      </w:hyperlink>
+    </w:p>
+    <w:p>
+      <w:pPr>
+        <w:pStyle w:val="Heading3"/>
+      </w:pPr>
+      <w:r>
+        <w:rPr>
+          <w:rFonts w:ascii="Times New Roman" w:hAnsi="Times New Roman" w:eastAsia="黑体"/>
+          <w:b w:val="0"/>
+          <w:color w:val="888888"/>
+          <w:sz w:val="24"/>
+        </w:rPr>
+        <w:t>【C级·参考】</w:t>
+      </w:r>
+      <w:r>
+        <w:rPr>
+          <w:rFonts w:ascii="Times New Roman" w:hAnsi="Times New Roman" w:eastAsia="黑体"/>
+          <w:b w:val="0"/>
+          <w:color w:val="888888"/>
+          <w:sz w:val="24"/>
+        </w:rPr>
         <w:t>惠普战 99 锐龙版 AI 移动工作站开售：AMD R9-9955HX3D + RTX PRO 2000，21999 元</w:t>
       </w:r>
     </w:p>
@@ -91,7 +295,7 @@
         </w:rPr>
         <w:t>链接:</w:t>
       </w:r>
-      <w:hyperlink r:id="rId9">
+      <w:hyperlink r:id="rId13">
         <w:r>
           <w:rPr>
             <w:color w:val="0563C1"/>
@@ -142,7 +346,7 @@
         </w:rPr>
         <w:t>链接:</w:t>
       </w:r>
-      <w:hyperlink r:id="rId10">
+      <w:hyperlink r:id="rId14">
         <w:r>
           <w:rPr>
             <w:color w:val="0563C1"/>
@@ -193,7 +397,7 @@
         </w:rPr>
         <w:t>链接:</w:t>
       </w:r>
-      <w:hyperlink r:id="rId11">
+      <w:hyperlink r:id="rId15">
         <w:r>
           <w:rPr>
             <w:color w:val="0563C1"/>
@@ -244,7 +448,7 @@
         </w:rPr>
         <w:t>链接:</w:t>
       </w:r>
-      <w:hyperlink r:id="rId12">
+      <w:hyperlink r:id="rId16">
         <w:r>
           <w:rPr>
             <w:color w:val="0563C1"/>
@@ -295,7 +499,7 @@
         </w:rPr>
         <w:t>链接:</w:t>
       </w:r>
-      <w:hyperlink r:id="rId13">
+      <w:hyperlink r:id="rId17">
         <w:r>
           <w:rPr>
             <w:color w:val="0563C1"/>
@@ -346,7 +550,7 @@
         </w:rPr>
         <w:t>链接:</w:t>
       </w:r>
-      <w:hyperlink r:id="rId14">
+      <w:hyperlink r:id="rId18">
         <w:r>
           <w:rPr>
             <w:color w:val="0563C1"/>
@@ -397,7 +601,7 @@
         </w:rPr>
         <w:t>链接:</w:t>
       </w:r>
-      <w:hyperlink r:id="rId15">
+      <w:hyperlink r:id="rId19">
         <w:r>
           <w:rPr>
             <w:color w:val="0563C1"/>
@@ -448,7 +652,7 @@
         </w:rPr>
         <w:t>链接:</w:t>
       </w:r>
-      <w:hyperlink r:id="rId16">
+      <w:hyperlink r:id="rId20">
         <w:r>
           <w:rPr>
             <w:color w:val="0563C1"/>
@@ -499,7 +703,7 @@
         </w:rPr>
         <w:t>链接:</w:t>
       </w:r>
-      <w:hyperlink r:id="rId17">
+      <w:hyperlink r:id="rId21">
         <w:r>
           <w:rPr>
             <w:color w:val="0563C1"/>
@@ -550,7 +754,7 @@
         </w:rPr>
         <w:t>链接:</w:t>
       </w:r>
-      <w:hyperlink r:id="rId18">
+      <w:hyperlink r:id="rId22">
         <w:r>
           <w:rPr>
             <w:color w:val="0563C1"/>
@@ -571,7 +775,7 @@
           <w:color w:val="888888"/>
           <w:sz w:val="24"/>
         </w:rPr>
-        <w:t>【C级·参考|本地】</w:t>
+        <w:t>【C级·参考】</w:t>
       </w:r>
       <w:r>
         <w:rPr>
@@ -580,7 +784,7 @@
           <w:color w:val="888888"/>
           <w:sz w:val="24"/>
         </w:rPr>
-        <w:t>马化腾带 28 岁青年与广东省委书记黄坤明座谈：腾讯首席 AI 科学家姚顺雨露面</w:t>
+        <w:t>AI眼镜格局揭秘！雷鸟凭啥成8月赢家？</w:t>
       </w:r>
     </w:p>
     <w:p>
@@ -590,7 +794,7 @@
           <w:color w:val="888888"/>
           <w:sz w:val="18"/>
         </w:rPr>
-        <w:t>来源:IT之家 | 时间:10-12 09:46</w:t>
+        <w:t>来源:Bing新闻 | 时间:10-12 08:02</w:t>
       </w:r>
     </w:p>
     <w:p>
@@ -601,13 +805,13 @@
         </w:rPr>
         <w:t>链接:</w:t>
       </w:r>
-      <w:hyperlink r:id="rId19">
+      <w:hyperlink r:id="rId23">
         <w:r>
           <w:rPr>
             <w:color w:val="0563C1"/>
             <w:u w:val="single"/>
           </w:rPr>
-          <w:t>马化腾带 28 岁青年与广东省委书记黄坤明座谈：腾讯首席 AI 科学家姚顺雨露面</w:t>
+          <w:t>AI眼镜格局揭秘！雷鸟凭啥成8月赢家？</w:t>
         </w:r>
       </w:hyperlink>
     </w:p>
@@ -652,13 +856,64 @@
         </w:rPr>
         <w:t>链接:</w:t>
       </w:r>
-      <w:hyperlink r:id="rId20">
+      <w:hyperlink r:id="rId24">
         <w:r>
           <w:rPr>
             <w:color w:val="0563C1"/>
             <w:u w:val="single"/>
           </w:rPr>
           <w:t>中国AI产品消费热潮涌动：智能眼镜成新宠</w:t>
+        </w:r>
+      </w:hyperlink>
+    </w:p>
+    <w:p>
+      <w:pPr>
+        <w:pStyle w:val="Heading3"/>
+      </w:pPr>
+      <w:r>
+        <w:rPr>
+          <w:rFonts w:ascii="Times New Roman" w:hAnsi="Times New Roman" w:eastAsia="黑体"/>
+          <w:b w:val="0"/>
+          <w:color w:val="888888"/>
+          <w:sz w:val="24"/>
+        </w:rPr>
+        <w:t>【C级·参考】</w:t>
+      </w:r>
+      <w:r>
+        <w:rPr>
+          <w:rFonts w:ascii="Times New Roman" w:hAnsi="Times New Roman" w:eastAsia="黑体"/>
+          <w:b w:val="0"/>
+          <w:color w:val="888888"/>
+          <w:sz w:val="24"/>
+        </w:rPr>
+        <w:t>大眼橙可弯折AI听记眼镜发布会定档，10月13日共同见证</w:t>
+      </w:r>
+    </w:p>
+    <w:p>
+      <w:r>
+        <w:rPr>
+          <w:rFonts w:ascii="Times New Roman" w:hAnsi="Times New Roman" w:eastAsia="宋体"/>
+          <w:color w:val="888888"/>
+          <w:sz w:val="18"/>
+        </w:rPr>
+        <w:t>来源:Bing新闻 | 时间:10-12 01:45</w:t>
+      </w:r>
+    </w:p>
+    <w:p>
+      <w:r>
+        <w:rPr>
+          <w:rFonts w:ascii="Times New Roman" w:hAnsi="Times New Roman" w:eastAsia="宋体"/>
+          <w:sz w:val="18"/>
+        </w:rPr>
+        <w:t>链接:</w:t>
+      </w:r>
+      <w:hyperlink r:id="rId25">
+        <w:r>
+          <w:rPr>
+            <w:color w:val="0563C1"/>
+            <w:u w:val="single"/>
+          </w:rPr>
+          <w:t>大眼橙可弯折AI听记眼镜发布会定档，10月13日共同见证</w:t>
         </w:r>
       </w:hyperlink>
     </w:p>
@@ -703,7 +958,7 @@
         </w:rPr>
         <w:t>链接:</w:t>
       </w:r>
-      <w:hyperlink r:id="rId21">
+      <w:hyperlink r:id="rId26">
         <w:r>
           <w:rPr>
             <w:color w:val="0563C1"/>
@@ -743,7 +998,7 @@
           <w:color w:val="888888"/>
           <w:sz w:val="18"/>
         </w:rPr>
-        <w:t>来源:Bing新闻 | 时间:10-11 05:44</w:t>
+        <w:t>来源:Bing新闻 | 时间:10-11 02:59</w:t>
       </w:r>
     </w:p>
     <w:p>
@@ -754,64 +1009,13 @@
         </w:rPr>
         <w:t>链接:</w:t>
       </w:r>
-      <w:hyperlink r:id="rId22">
+      <w:hyperlink r:id="rId27">
         <w:r>
           <w:rPr>
             <w:color w:val="0563C1"/>
             <w:u w:val="single"/>
           </w:rPr>
           <w:t>抱歉，AI眼镜目前仍是个“鸡肋”</w:t>
-        </w:r>
-      </w:hyperlink>
-    </w:p>
-    <w:p>
-      <w:pPr>
-        <w:pStyle w:val="Heading3"/>
-      </w:pPr>
-      <w:r>
-        <w:rPr>
-          <w:rFonts w:ascii="Times New Roman" w:hAnsi="Times New Roman" w:eastAsia="黑体"/>
-          <w:b w:val="0"/>
-          <w:color w:val="888888"/>
-          <w:sz w:val="24"/>
-        </w:rPr>
-        <w:t>【C级·参考】</w:t>
-      </w:r>
-      <w:r>
-        <w:rPr>
-          <w:rFonts w:ascii="Times New Roman" w:hAnsi="Times New Roman" w:eastAsia="黑体"/>
-          <w:b w:val="0"/>
-          <w:color w:val="888888"/>
-          <w:sz w:val="24"/>
-        </w:rPr>
-        <w:t>理想AI眼镜操盘手创业儿童硬件，已完成千万元天使轮</w:t>
-      </w:r>
-    </w:p>
-    <w:p>
-      <w:r>
-        <w:rPr>
-          <w:rFonts w:ascii="Times New Roman" w:hAnsi="Times New Roman" w:eastAsia="宋体"/>
-          <w:color w:val="888888"/>
-          <w:sz w:val="18"/>
-        </w:rPr>
-        <w:t>来源:Bing新闻 | 时间:10-10 15:30</w:t>
-      </w:r>
-    </w:p>
-    <w:p>
-      <w:r>
-        <w:rPr>
-          <w:rFonts w:ascii="Times New Roman" w:hAnsi="Times New Roman" w:eastAsia="宋体"/>
-          <w:sz w:val="18"/>
-        </w:rPr>
-        <w:t>链接:</w:t>
-      </w:r>
-      <w:hyperlink r:id="rId23">
-        <w:r>
-          <w:rPr>
-            <w:color w:val="0563C1"/>
-            <w:u w:val="single"/>
-          </w:rPr>
-          <w:t>理想AI眼镜操盘手创业儿童硬件，已完成千万元天使轮</w:t>
         </w:r>
       </w:hyperlink>
     </w:p>
@@ -828,55 +1032,9 @@
       </w:r>
     </w:p>
     <w:p>
-      <w:pPr>
-        <w:pStyle w:val="Heading3"/>
-      </w:pPr>
       <w:r>
-        <w:rPr>
-          <w:rFonts w:ascii="Times New Roman" w:hAnsi="Times New Roman" w:eastAsia="黑体"/>
-          <w:b w:val="0"/>
-          <w:color w:val="888888"/>
-          <w:sz w:val="24"/>
-        </w:rPr>
-        <w:t>【C级·参考】</w:t>
+        <w:t>本线口暂无重要更新</w:t>
       </w:r>
-      <w:r>
-        <w:rPr>
-          <w:rFonts w:ascii="Times New Roman" w:hAnsi="Times New Roman" w:eastAsia="黑体"/>
-          <w:b w:val="0"/>
-          <w:color w:val="888888"/>
-          <w:sz w:val="24"/>
-        </w:rPr>
-        <w:t>小米推出米家扫拖机器人 7 Max：50℃ 热水喷淋定点拖地，4999 元起</w:t>
-      </w:r>
-    </w:p>
-    <w:p>
-      <w:r>
-        <w:rPr>
-          <w:rFonts w:ascii="Times New Roman" w:hAnsi="Times New Roman" w:eastAsia="宋体"/>
-          <w:color w:val="888888"/>
-          <w:sz w:val="18"/>
-        </w:rPr>
-        <w:t>来源:IT之家 | 时间:10-12 10:22</w:t>
-      </w:r>
-    </w:p>
-    <w:p>
-      <w:r>
-        <w:rPr>
-          <w:rFonts w:ascii="Times New Roman" w:hAnsi="Times New Roman" w:eastAsia="宋体"/>
-          <w:sz w:val="18"/>
-        </w:rPr>
-        <w:t>链接:</w:t>
-      </w:r>
-      <w:hyperlink r:id="rId24">
-        <w:r>
-          <w:rPr>
-            <w:color w:val="0563C1"/>
-            <w:u w:val="single"/>
-          </w:rPr>
-          <w:t>小米推出米家扫拖机器人 7 Max：50℃ 热水喷淋定点拖地，4999 元起</w:t>
-        </w:r>
-      </w:hyperlink>
     </w:p>
     <w:p>
       <w:pPr>
@@ -944,6 +1102,159 @@
           <w:color w:val="888888"/>
           <w:sz w:val="24"/>
         </w:rPr>
+        <w:t>《GTA6》游戏获美国 ESRB 评级：M（17+）</w:t>
+      </w:r>
+    </w:p>
+    <w:p>
+      <w:r>
+        <w:rPr>
+          <w:rFonts w:ascii="Times New Roman" w:hAnsi="Times New Roman" w:eastAsia="宋体"/>
+          <w:color w:val="888888"/>
+          <w:sz w:val="18"/>
+        </w:rPr>
+        <w:t>来源:IT之家 | 时间:10-12 14:59</w:t>
+      </w:r>
+    </w:p>
+    <w:p>
+      <w:r>
+        <w:rPr>
+          <w:rFonts w:ascii="Times New Roman" w:hAnsi="Times New Roman" w:eastAsia="宋体"/>
+          <w:sz w:val="18"/>
+        </w:rPr>
+        <w:t>链接:</w:t>
+      </w:r>
+      <w:hyperlink r:id="rId28">
+        <w:r>
+          <w:rPr>
+            <w:color w:val="0563C1"/>
+            <w:u w:val="single"/>
+          </w:rPr>
+          <w:t>《GTA6》游戏获美国 ESRB 评级：M（17+）</w:t>
+        </w:r>
+      </w:hyperlink>
+    </w:p>
+    <w:p>
+      <w:pPr>
+        <w:pStyle w:val="Heading3"/>
+      </w:pPr>
+      <w:r>
+        <w:rPr>
+          <w:rFonts w:ascii="Times New Roman" w:hAnsi="Times New Roman" w:eastAsia="黑体"/>
+          <w:b w:val="0"/>
+          <w:color w:val="888888"/>
+          <w:sz w:val="24"/>
+        </w:rPr>
+        <w:t>【C级·参考】</w:t>
+      </w:r>
+      <w:r>
+        <w:rPr>
+          <w:rFonts w:ascii="Times New Roman" w:hAnsi="Times New Roman" w:eastAsia="黑体"/>
+          <w:b w:val="0"/>
+          <w:color w:val="888888"/>
+          <w:sz w:val="24"/>
+        </w:rPr>
+        <w:t>黑客组织 CyberLeek 曝光新一期《GTA6》游戏实机画面：露西亚抢劫 ATM 机、尝试高空跳伞...</w:t>
+      </w:r>
+    </w:p>
+    <w:p>
+      <w:r>
+        <w:rPr>
+          <w:rFonts w:ascii="Times New Roman" w:hAnsi="Times New Roman" w:eastAsia="宋体"/>
+          <w:color w:val="888888"/>
+          <w:sz w:val="18"/>
+        </w:rPr>
+        <w:t>来源:IT之家 | 时间:10-12 14:54</w:t>
+      </w:r>
+    </w:p>
+    <w:p>
+      <w:r>
+        <w:rPr>
+          <w:rFonts w:ascii="Times New Roman" w:hAnsi="Times New Roman" w:eastAsia="宋体"/>
+          <w:sz w:val="18"/>
+        </w:rPr>
+        <w:t>链接:</w:t>
+      </w:r>
+      <w:hyperlink r:id="rId29">
+        <w:r>
+          <w:rPr>
+            <w:color w:val="0563C1"/>
+            <w:u w:val="single"/>
+          </w:rPr>
+          <w:t>黑客组织 CyberLeek 曝光新一期《GTA6》游戏实机画面：露西亚抢劫 ATM 机、尝试高空跳伞...</w:t>
+        </w:r>
+      </w:hyperlink>
+    </w:p>
+    <w:p>
+      <w:pPr>
+        <w:pStyle w:val="Heading3"/>
+      </w:pPr>
+      <w:r>
+        <w:rPr>
+          <w:rFonts w:ascii="Times New Roman" w:hAnsi="Times New Roman" w:eastAsia="黑体"/>
+          <w:b w:val="0"/>
+          <w:color w:val="888888"/>
+          <w:sz w:val="24"/>
+        </w:rPr>
+        <w:t>【C级·参考】</w:t>
+      </w:r>
+      <w:r>
+        <w:rPr>
+          <w:rFonts w:ascii="Times New Roman" w:hAnsi="Times New Roman" w:eastAsia="黑体"/>
+          <w:b w:val="0"/>
+          <w:color w:val="888888"/>
+          <w:sz w:val="24"/>
+        </w:rPr>
+        <w:t>Steam 喜加一：休闲游戏《飞越！100KM！山脉！》转付费前免费领</w:t>
+      </w:r>
+    </w:p>
+    <w:p>
+      <w:r>
+        <w:rPr>
+          <w:rFonts w:ascii="Times New Roman" w:hAnsi="Times New Roman" w:eastAsia="宋体"/>
+          <w:color w:val="888888"/>
+          <w:sz w:val="18"/>
+        </w:rPr>
+        <w:t>来源:IT之家 | 时间:10-12 14:36</w:t>
+      </w:r>
+    </w:p>
+    <w:p>
+      <w:r>
+        <w:rPr>
+          <w:rFonts w:ascii="Times New Roman" w:hAnsi="Times New Roman" w:eastAsia="宋体"/>
+          <w:sz w:val="18"/>
+        </w:rPr>
+        <w:t>链接:</w:t>
+      </w:r>
+      <w:hyperlink r:id="rId30">
+        <w:r>
+          <w:rPr>
+            <w:color w:val="0563C1"/>
+            <w:u w:val="single"/>
+          </w:rPr>
+          <w:t>Steam 喜加一：休闲游戏《飞越！100KM！山脉！》转付费前免费领</w:t>
+        </w:r>
+      </w:hyperlink>
+    </w:p>
+    <w:p>
+      <w:pPr>
+        <w:pStyle w:val="Heading3"/>
+      </w:pPr>
+      <w:r>
+        <w:rPr>
+          <w:rFonts w:ascii="Times New Roman" w:hAnsi="Times New Roman" w:eastAsia="黑体"/>
+          <w:b w:val="0"/>
+          <w:color w:val="888888"/>
+          <w:sz w:val="24"/>
+        </w:rPr>
+        <w:t>【C级·参考】</w:t>
+      </w:r>
+      <w:r>
+        <w:rPr>
+          <w:rFonts w:ascii="Times New Roman" w:hAnsi="Times New Roman" w:eastAsia="黑体"/>
+          <w:b w:val="0"/>
+          <w:color w:val="888888"/>
+          <w:sz w:val="24"/>
+        </w:rPr>
         <w:t>腾讯宣布《全境封锁 2》国服 12 月 14 日 11 点停止运营，已停止游戏充值和新用户注册</w:t>
       </w:r>
     </w:p>
@@ -965,7 +1276,7 @@
         </w:rPr>
         <w:t>链接:</w:t>
       </w:r>
-      <w:hyperlink r:id="rId25">
+      <w:hyperlink r:id="rId31">
         <w:r>
           <w:rPr>
             <w:color w:val="0563C1"/>
@@ -1016,7 +1327,7 @@
         </w:rPr>
         <w:t>链接:</w:t>
       </w:r>
-      <w:hyperlink r:id="rId26">
+      <w:hyperlink r:id="rId32">
         <w:r>
           <w:rPr>
             <w:color w:val="0563C1"/>
@@ -1067,7 +1378,7 @@
         </w:rPr>
         <w:t>链接:</w:t>
       </w:r>
-      <w:hyperlink r:id="rId27">
+      <w:hyperlink r:id="rId33">
         <w:r>
           <w:rPr>
             <w:color w:val="0563C1"/>
@@ -1118,7 +1429,7 @@
         </w:rPr>
         <w:t>链接:</w:t>
       </w:r>
-      <w:hyperlink r:id="rId28">
+      <w:hyperlink r:id="rId34">
         <w:r>
           <w:rPr>
             <w:color w:val="0563C1"/>
@@ -1169,7 +1480,7 @@
         </w:rPr>
         <w:t>链接:</w:t>
       </w:r>
-      <w:hyperlink r:id="rId29">
+      <w:hyperlink r:id="rId35">
         <w:r>
           <w:rPr>
             <w:color w:val="0563C1"/>
@@ -1220,7 +1531,7 @@
         </w:rPr>
         <w:t>链接:</w:t>
       </w:r>
-      <w:hyperlink r:id="rId30">
+      <w:hyperlink r:id="rId36">
         <w:r>
           <w:rPr>
             <w:color w:val="0563C1"/>
@@ -1271,7 +1582,7 @@
         </w:rPr>
         <w:t>链接:</w:t>
       </w:r>
-      <w:hyperlink r:id="rId31">
+      <w:hyperlink r:id="rId37">
         <w:r>
           <w:rPr>
             <w:color w:val="0563C1"/>
@@ -1334,7 +1645,7 @@
         </w:rPr>
         <w:t>链接:</w:t>
       </w:r>
-      <w:hyperlink r:id="rId32">
+      <w:hyperlink r:id="rId38">
         <w:r>
           <w:rPr>
             <w:color w:val="0563C1"/>
@@ -1370,7 +1681,7 @@
           <w:rFonts w:ascii="Times New Roman" w:hAnsi="Times New Roman" w:eastAsia="宋体"/>
           <w:sz w:val="18"/>
         </w:rPr>
-        <w:t>IT之家(60)、GameLook(7)、HackerNews(2)、Bing新闻(4)</w:t>
+        <w:t>IT之家(60)、GameLook(7)、HackerNews(2)、Bing新闻(6)</w:t>
       </w:r>
     </w:p>
     <w:p>
